--- a/6-10.docx
+++ b/6-10.docx
@@ -35,7 +35,7 @@
                     <pic:cNvPicPr/>
                   </pic:nvPicPr>
                   <pic:blipFill>
-                    <a:blip r:embed="rId4"/>
+                    <a:blip r:embed="rId6"/>
                     <a:stretch>
                       <a:fillRect/>
                     </a:stretch>
@@ -93,7 +93,7 @@
                     <pic:cNvPicPr/>
                   </pic:nvPicPr>
                   <pic:blipFill>
-                    <a:blip r:embed="rId5"/>
+                    <a:blip r:embed="rId7"/>
                     <a:stretch>
                       <a:fillRect/>
                     </a:stretch>
@@ -149,9 +149,6 @@
     <w:p>
       <w:pPr>
         <w:ind w:firstLine="708"/>
-        <w:rPr>
-          <w:lang w:val="en-US"/>
-        </w:rPr>
       </w:pPr>
     </w:p>
     <w:p>
@@ -260,21 +257,15 @@
       </w:r>
     </w:p>
     <w:p>
-      <w:pPr>
-        <w:rPr>
-          <w:lang w:val="en-US"/>
-        </w:rPr>
-      </w:pPr>
       <w:r>
         <w:rPr>
           <w:noProof/>
-          <w:lang w:val="en-US"/>
         </w:rPr>
         <w:drawing>
-          <wp:inline distT="0" distB="0" distL="0" distR="0" wp14:anchorId="72BEB25D" wp14:editId="1B2AE6D2">
-            <wp:extent cx="5940425" cy="3071495"/>
-            <wp:effectExtent l="0" t="0" r="3175" b="0"/>
-            <wp:docPr id="1915001016" name="Рисунок 1"/>
+          <wp:inline distT="0" distB="0" distL="0" distR="0" wp14:anchorId="709C4FEB" wp14:editId="683D0807">
+            <wp:extent cx="5940425" cy="1802765"/>
+            <wp:effectExtent l="0" t="0" r="3175" b="6985"/>
+            <wp:docPr id="31308894" name="Рисунок 1"/>
             <wp:cNvGraphicFramePr>
               <a:graphicFrameLocks xmlns:a="http://schemas.openxmlformats.org/drawingml/2006/main" noChangeAspect="1"/>
             </wp:cNvGraphicFramePr>
@@ -282,11 +273,11 @@
               <a:graphicData uri="http://schemas.openxmlformats.org/drawingml/2006/picture">
                 <pic:pic xmlns:pic="http://schemas.openxmlformats.org/drawingml/2006/picture">
                   <pic:nvPicPr>
-                    <pic:cNvPr id="1915001016" name=""/>
+                    <pic:cNvPr id="31308894" name=""/>
                     <pic:cNvPicPr/>
                   </pic:nvPicPr>
                   <pic:blipFill>
-                    <a:blip r:embed="rId6"/>
+                    <a:blip r:embed="rId8"/>
                     <a:stretch>
                       <a:fillRect/>
                     </a:stretch>
@@ -294,7 +285,7 @@
                   <pic:spPr>
                     <a:xfrm>
                       <a:off x="0" y="0"/>
-                      <a:ext cx="5940425" cy="3071495"/>
+                      <a:ext cx="5940425" cy="1802765"/>
                     </a:xfrm>
                     <a:prstGeom prst="rect">
                       <a:avLst/>
@@ -334,7 +325,7 @@
                     <pic:cNvPicPr/>
                   </pic:nvPicPr>
                   <pic:blipFill>
-                    <a:blip r:embed="rId7"/>
+                    <a:blip r:embed="rId9"/>
                     <a:stretch>
                       <a:fillRect/>
                     </a:stretch>
@@ -415,7 +406,7 @@
                     <pic:cNvPicPr/>
                   </pic:nvPicPr>
                   <pic:blipFill>
-                    <a:blip r:embed="rId8"/>
+                    <a:blip r:embed="rId10"/>
                     <a:stretch>
                       <a:fillRect/>
                     </a:stretch>
@@ -457,7 +448,7 @@
                     <pic:cNvPicPr/>
                   </pic:nvPicPr>
                   <pic:blipFill>
-                    <a:blip r:embed="rId9"/>
+                    <a:blip r:embed="rId11"/>
                     <a:stretch>
                       <a:fillRect/>
                     </a:stretch>
@@ -506,11 +497,6 @@
       </w:r>
     </w:p>
     <w:p>
-      <w:pPr>
-        <w:rPr>
-          <w:lang w:val="en-US"/>
-        </w:rPr>
-      </w:pPr>
       <w:r>
         <w:rPr>
           <w:noProof/>
@@ -531,7 +517,7 @@
                     <pic:cNvPicPr/>
                   </pic:nvPicPr>
                   <pic:blipFill>
-                    <a:blip r:embed="rId10"/>
+                    <a:blip r:embed="rId12"/>
                     <a:stretch>
                       <a:fillRect/>
                     </a:stretch>
@@ -553,6 +539,48 @@
       </w:r>
     </w:p>
     <w:p>
+      <w:r>
+        <w:rPr>
+          <w:noProof/>
+        </w:rPr>
+        <w:drawing>
+          <wp:inline distT="0" distB="0" distL="0" distR="0" wp14:anchorId="74A67965" wp14:editId="098E6706">
+            <wp:extent cx="5940425" cy="499745"/>
+            <wp:effectExtent l="0" t="0" r="3175" b="0"/>
+            <wp:docPr id="331297370" name="Рисунок 1"/>
+            <wp:cNvGraphicFramePr>
+              <a:graphicFrameLocks xmlns:a="http://schemas.openxmlformats.org/drawingml/2006/main" noChangeAspect="1"/>
+            </wp:cNvGraphicFramePr>
+            <a:graphic xmlns:a="http://schemas.openxmlformats.org/drawingml/2006/main">
+              <a:graphicData uri="http://schemas.openxmlformats.org/drawingml/2006/picture">
+                <pic:pic xmlns:pic="http://schemas.openxmlformats.org/drawingml/2006/picture">
+                  <pic:nvPicPr>
+                    <pic:cNvPr id="331297370" name=""/>
+                    <pic:cNvPicPr/>
+                  </pic:nvPicPr>
+                  <pic:blipFill>
+                    <a:blip r:embed="rId13"/>
+                    <a:stretch>
+                      <a:fillRect/>
+                    </a:stretch>
+                  </pic:blipFill>
+                  <pic:spPr>
+                    <a:xfrm>
+                      <a:off x="0" y="0"/>
+                      <a:ext cx="5940425" cy="499745"/>
+                    </a:xfrm>
+                    <a:prstGeom prst="rect">
+                      <a:avLst/>
+                    </a:prstGeom>
+                  </pic:spPr>
+                </pic:pic>
+              </a:graphicData>
+            </a:graphic>
+          </wp:inline>
+        </w:drawing>
+      </w:r>
+    </w:p>
+    <w:p>
       <w:pPr>
         <w:rPr>
           <w:lang w:val="en-US"/>
@@ -579,7 +607,7 @@
                     <pic:cNvPicPr/>
                   </pic:nvPicPr>
                   <pic:blipFill>
-                    <a:blip r:embed="rId11"/>
+                    <a:blip r:embed="rId14"/>
                     <a:stretch>
                       <a:fillRect/>
                     </a:stretch>
@@ -626,7 +654,6 @@
         <w:ind w:firstLine="708"/>
       </w:pPr>
       <w:r>
-        <w:lastRenderedPageBreak/>
         <w:t xml:space="preserve">10. </w:t>
       </w:r>
       <w:r>
@@ -642,20 +669,15 @@
       </w:r>
     </w:p>
     <w:p>
-      <w:pPr>
-        <w:rPr>
-          <w:lang w:val="en-US"/>
-        </w:rPr>
-      </w:pPr>
       <w:r>
         <w:rPr>
           <w:noProof/>
         </w:rPr>
         <w:drawing>
-          <wp:inline distT="0" distB="0" distL="0" distR="0" wp14:anchorId="092E0862" wp14:editId="471C28E2">
-            <wp:extent cx="5940425" cy="4466590"/>
-            <wp:effectExtent l="0" t="0" r="3175" b="0"/>
-            <wp:docPr id="899962305" name="Рисунок 1"/>
+          <wp:inline distT="0" distB="0" distL="0" distR="0" wp14:anchorId="4CC59326" wp14:editId="70F54B26">
+            <wp:extent cx="5090160" cy="3480679"/>
+            <wp:effectExtent l="0" t="0" r="0" b="5715"/>
+            <wp:docPr id="1075633394" name="Рисунок 1"/>
             <wp:cNvGraphicFramePr>
               <a:graphicFrameLocks xmlns:a="http://schemas.openxmlformats.org/drawingml/2006/main" noChangeAspect="1"/>
             </wp:cNvGraphicFramePr>
@@ -663,11 +685,11 @@
               <a:graphicData uri="http://schemas.openxmlformats.org/drawingml/2006/picture">
                 <pic:pic xmlns:pic="http://schemas.openxmlformats.org/drawingml/2006/picture">
                   <pic:nvPicPr>
-                    <pic:cNvPr id="899962305" name=""/>
+                    <pic:cNvPr id="1075633394" name=""/>
                     <pic:cNvPicPr/>
                   </pic:nvPicPr>
                   <pic:blipFill>
-                    <a:blip r:embed="rId12"/>
+                    <a:blip r:embed="rId15"/>
                     <a:stretch>
                       <a:fillRect/>
                     </a:stretch>
@@ -675,7 +697,7 @@
                   <pic:spPr>
                     <a:xfrm>
                       <a:off x="0" y="0"/>
-                      <a:ext cx="5940425" cy="4466590"/>
+                      <a:ext cx="5092317" cy="3482154"/>
                     </a:xfrm>
                     <a:prstGeom prst="rect">
                       <a:avLst/>
@@ -715,7 +737,7 @@
                     <pic:cNvPicPr/>
                   </pic:nvPicPr>
                   <pic:blipFill>
-                    <a:blip r:embed="rId13"/>
+                    <a:blip r:embed="rId16"/>
                     <a:stretch>
                       <a:fillRect/>
                     </a:stretch>
@@ -763,7 +785,7 @@
                     <pic:cNvPicPr/>
                   </pic:nvPicPr>
                   <pic:blipFill>
-                    <a:blip r:embed="rId14"/>
+                    <a:blip r:embed="rId17"/>
                     <a:stretch>
                       <a:fillRect/>
                     </a:stretch>
@@ -806,7 +828,7 @@
                     <pic:cNvPicPr/>
                   </pic:nvPicPr>
                   <pic:blipFill>
-                    <a:blip r:embed="rId15"/>
+                    <a:blip r:embed="rId18"/>
                     <a:stretch>
                       <a:fillRect/>
                     </a:stretch>
@@ -835,6 +857,56 @@
     </w:sectPr>
   </w:body>
 </w:document>
+</file>
+
+<file path=word/endnotes.xml><?xml version="1.0" encoding="utf-8"?>
+<w:endnotes xmlns:wpc="http://schemas.microsoft.com/office/word/2010/wordprocessingCanvas" xmlns:cx="http://schemas.microsoft.com/office/drawing/2014/chartex" xmlns:cx1="http://schemas.microsoft.com/office/drawing/2015/9/8/chartex" xmlns:cx2="http://schemas.microsoft.com/office/drawing/2015/10/21/chartex" xmlns:cx3="http://schemas.microsoft.com/office/drawing/2016/5/9/chartex" xmlns:cx4="http://schemas.microsoft.com/office/drawing/2016/5/10/chartex" xmlns:cx5="http://schemas.microsoft.com/office/drawing/2016/5/11/chartex" xmlns:cx6="http://schemas.microsoft.com/office/drawing/2016/5/12/chartex" xmlns:cx7="http://schemas.microsoft.com/office/drawing/2016/5/13/chartex" xmlns:cx8="http://schemas.microsoft.com/office/drawing/2016/5/14/chartex" xmlns:mc="http://schemas.openxmlformats.org/markup-compatibility/2006" xmlns:aink="http://schemas.microsoft.com/office/drawing/2016/ink" xmlns:am3d="http://schemas.microsoft.com/office/drawing/2017/model3d" xmlns:o="urn:schemas-microsoft-com:office:office" xmlns:oel="http://schemas.microsoft.com/office/2019/extlst" xmlns:r="http://schemas.openxmlformats.org/officeDocument/2006/relationships" xmlns:m="http://schemas.openxmlformats.org/officeDocument/2006/math" xmlns:v="urn:schemas-microsoft-com:vml" xmlns:wp14="http://schemas.microsoft.com/office/word/2010/wordprocessingDrawing" xmlns:wp="http://schemas.openxmlformats.org/drawingml/2006/wordprocessingDrawing" xmlns:w10="urn:schemas-microsoft-com:office:word" xmlns:w="http://schemas.openxmlformats.org/wordprocessingml/2006/main" xmlns:w14="http://schemas.microsoft.com/office/word/2010/wordml" xmlns:w15="http://schemas.microsoft.com/office/word/2012/wordml" xmlns:w16cex="http://schemas.microsoft.com/office/word/2018/wordml/cex" xmlns:w16cid="http://schemas.microsoft.com/office/word/2016/wordml/cid" xmlns:w16="http://schemas.microsoft.com/office/word/2018/wordml" xmlns:w16du="http://schemas.microsoft.com/office/word/2023/wordml/word16du" xmlns:w16sdtdh="http://schemas.microsoft.com/office/word/2020/wordml/sdtdatahash" xmlns:w16sdtfl="http://schemas.microsoft.com/office/word/2024/wordml/sdtformatlock" xmlns:w16se="http://schemas.microsoft.com/office/word/2015/wordml/symex" xmlns:wpg="http://schemas.microsoft.com/office/word/2010/wordprocessingGroup" xmlns:wpi="http://schemas.microsoft.com/office/word/2010/wordprocessingInk" xmlns:wne="http://schemas.microsoft.com/office/word/2006/wordml" xmlns:wps="http://schemas.microsoft.com/office/word/2010/wordprocessingShape" mc:Ignorable="w14 w15 w16se w16cid w16 w16cex w16sdtdh w16sdtfl w16du wp14">
+  <w:endnote w:type="separator" w:id="-1">
+    <w:p>
+      <w:pPr>
+        <w:spacing w:after="0" w:line="240" w:lineRule="auto"/>
+      </w:pPr>
+      <w:r>
+        <w:separator/>
+      </w:r>
+    </w:p>
+  </w:endnote>
+  <w:endnote w:type="continuationSeparator" w:id="0">
+    <w:p>
+      <w:pPr>
+        <w:spacing w:after="0" w:line="240" w:lineRule="auto"/>
+      </w:pPr>
+      <w:r>
+        <w:continuationSeparator/>
+      </w:r>
+    </w:p>
+  </w:endnote>
+</w:endnotes>
+</file>
+
+<file path=word/footnotes.xml><?xml version="1.0" encoding="utf-8"?>
+<w:footnotes xmlns:wpc="http://schemas.microsoft.com/office/word/2010/wordprocessingCanvas" xmlns:cx="http://schemas.microsoft.com/office/drawing/2014/chartex" xmlns:cx1="http://schemas.microsoft.com/office/drawing/2015/9/8/chartex" xmlns:cx2="http://schemas.microsoft.com/office/drawing/2015/10/21/chartex" xmlns:cx3="http://schemas.microsoft.com/office/drawing/2016/5/9/chartex" xmlns:cx4="http://schemas.microsoft.com/office/drawing/2016/5/10/chartex" xmlns:cx5="http://schemas.microsoft.com/office/drawing/2016/5/11/chartex" xmlns:cx6="http://schemas.microsoft.com/office/drawing/2016/5/12/chartex" xmlns:cx7="http://schemas.microsoft.com/office/drawing/2016/5/13/chartex" xmlns:cx8="http://schemas.microsoft.com/office/drawing/2016/5/14/chartex" xmlns:mc="http://schemas.openxmlformats.org/markup-compatibility/2006" xmlns:aink="http://schemas.microsoft.com/office/drawing/2016/ink" xmlns:am3d="http://schemas.microsoft.com/office/drawing/2017/model3d" xmlns:o="urn:schemas-microsoft-com:office:office" xmlns:oel="http://schemas.microsoft.com/office/2019/extlst" xmlns:r="http://schemas.openxmlformats.org/officeDocument/2006/relationships" xmlns:m="http://schemas.openxmlformats.org/officeDocument/2006/math" xmlns:v="urn:schemas-microsoft-com:vml" xmlns:wp14="http://schemas.microsoft.com/office/word/2010/wordprocessingDrawing" xmlns:wp="http://schemas.openxmlformats.org/drawingml/2006/wordprocessingDrawing" xmlns:w10="urn:schemas-microsoft-com:office:word" xmlns:w="http://schemas.openxmlformats.org/wordprocessingml/2006/main" xmlns:w14="http://schemas.microsoft.com/office/word/2010/wordml" xmlns:w15="http://schemas.microsoft.com/office/word/2012/wordml" xmlns:w16cex="http://schemas.microsoft.com/office/word/2018/wordml/cex" xmlns:w16cid="http://schemas.microsoft.com/office/word/2016/wordml/cid" xmlns:w16="http://schemas.microsoft.com/office/word/2018/wordml" xmlns:w16du="http://schemas.microsoft.com/office/word/2023/wordml/word16du" xmlns:w16sdtdh="http://schemas.microsoft.com/office/word/2020/wordml/sdtdatahash" xmlns:w16sdtfl="http://schemas.microsoft.com/office/word/2024/wordml/sdtformatlock" xmlns:w16se="http://schemas.microsoft.com/office/word/2015/wordml/symex" xmlns:wpg="http://schemas.microsoft.com/office/word/2010/wordprocessingGroup" xmlns:wpi="http://schemas.microsoft.com/office/word/2010/wordprocessingInk" xmlns:wne="http://schemas.microsoft.com/office/word/2006/wordml" xmlns:wps="http://schemas.microsoft.com/office/word/2010/wordprocessingShape" mc:Ignorable="w14 w15 w16se w16cid w16 w16cex w16sdtdh w16sdtfl w16du wp14">
+  <w:footnote w:type="separator" w:id="-1">
+    <w:p>
+      <w:pPr>
+        <w:spacing w:after="0" w:line="240" w:lineRule="auto"/>
+      </w:pPr>
+      <w:r>
+        <w:separator/>
+      </w:r>
+    </w:p>
+  </w:footnote>
+  <w:footnote w:type="continuationSeparator" w:id="0">
+    <w:p>
+      <w:pPr>
+        <w:spacing w:after="0" w:line="240" w:lineRule="auto"/>
+      </w:pPr>
+      <w:r>
+        <w:continuationSeparator/>
+      </w:r>
+    </w:p>
+  </w:footnote>
+</w:footnotes>
 </file>
 
 <file path=word/styles.xml><?xml version="1.0" encoding="utf-8"?>
@@ -1754,6 +1826,50 @@
       <w:spacing w:val="5"/>
     </w:rPr>
   </w:style>
+  <w:style w:type="paragraph" w:styleId="ac">
+    <w:name w:val="header"/>
+    <w:basedOn w:val="a"/>
+    <w:link w:val="ad"/>
+    <w:uiPriority w:val="99"/>
+    <w:unhideWhenUsed/>
+    <w:rsid w:val="004E73EF"/>
+    <w:pPr>
+      <w:tabs>
+        <w:tab w:val="center" w:pos="4677"/>
+        <w:tab w:val="right" w:pos="9355"/>
+      </w:tabs>
+      <w:spacing w:after="0" w:line="240" w:lineRule="auto"/>
+    </w:pPr>
+  </w:style>
+  <w:style w:type="character" w:customStyle="1" w:styleId="ad">
+    <w:name w:val="Верхний колонтитул Знак"/>
+    <w:basedOn w:val="a0"/>
+    <w:link w:val="ac"/>
+    <w:uiPriority w:val="99"/>
+    <w:rsid w:val="004E73EF"/>
+  </w:style>
+  <w:style w:type="paragraph" w:styleId="ae">
+    <w:name w:val="footer"/>
+    <w:basedOn w:val="a"/>
+    <w:link w:val="af"/>
+    <w:uiPriority w:val="99"/>
+    <w:unhideWhenUsed/>
+    <w:rsid w:val="004E73EF"/>
+    <w:pPr>
+      <w:tabs>
+        <w:tab w:val="center" w:pos="4677"/>
+        <w:tab w:val="right" w:pos="9355"/>
+      </w:tabs>
+      <w:spacing w:after="0" w:line="240" w:lineRule="auto"/>
+    </w:pPr>
+  </w:style>
+  <w:style w:type="character" w:customStyle="1" w:styleId="af">
+    <w:name w:val="Нижний колонтитул Знак"/>
+    <w:basedOn w:val="a0"/>
+    <w:link w:val="ae"/>
+    <w:uiPriority w:val="99"/>
+    <w:rsid w:val="004E73EF"/>
+  </w:style>
 </w:styles>
 </file>
 
